--- a/docs/Day2/Bao_Cao_Thuc_Nghiem_Ngay_2-CloudEvo_Benchmark.docx
+++ b/docs/Day2/Bao_Cao_Thuc_Nghiem_Ngay_2-CloudEvo_Benchmark.docx
@@ -367,7 +367,7 @@
                 <w:color w:val="FFFFFF"/>
                 <w:sz w:val="27"/>
               </w:rPr>
-              <w:t>$14.50</w:t>
+              <w:t>$16.55</w:t>
               <w:br/>
             </w:r>
             <w:r>
@@ -545,7 +545,7 @@
                     <a:graphicData uri="http://schemas.openxmlformats.org/drawingml/2006/picture">
                       <pic:pic>
                         <pic:nvPicPr>
-                          <pic:cNvPr id="0" name="input_file_28.png"/>
+                          <pic:cNvPr id="0" name="img_fig2_backup_s3.png"/>
                           <pic:cNvPicPr/>
                         </pic:nvPicPr>
                         <pic:blipFill>
@@ -601,7 +601,7 @@
           <w:color w:val="1E293B"/>
           <w:sz w:val="20"/>
         </w:rPr>
-        <w:t xml:space="preserve">Đánh giá an toàn DevSecOps: </w:t>
+        <w:t xml:space="preserve">Đánh giá an toàn bảo mật: </w:t>
       </w:r>
       <w:r>
         <w:rPr>
@@ -1120,7 +1120,7 @@
                 <w:color w:val="1E293B"/>
                 <w:sz w:val="17"/>
               </w:rPr>
-              <w:t>Tuyệt đối (Idempotent); có thể khởi tạo hàng loạt phiên bản giống hệt nhau không sai lệch.</w:t>
+              <w:t>Tái lập được (reproducible): các phiên bản được khởi tạo từ cùng một script có cấu hình giống nhau.</w:t>
             </w:r>
           </w:p>
         </w:tc>
@@ -1499,7 +1499,7 @@
                 <w:color w:val="1E293B"/>
                 <w:sz w:val="19"/>
               </w:rPr>
-              <w:t>Hình 7 (Bằng chứng RPO - Trước sự cố): Giao diện ghi nhận Order #103 ($999.00) được tạo SAU thời điểm bản backup S3 gần nhất chạy xong.</w:t>
+              <w:t>Hình 7 (Bằng chứng RPO - Trước sự cố): Giao diện ghi nhận Order #103 ($999.00, Server Time 13:19:51 UTC) được tạo SAU thời điểm bản backup S3 gần nhất chạy xong.</w:t>
             </w:r>
           </w:p>
         </w:tc>
@@ -1585,7 +1585,7 @@
                 <w:color w:val="1E293B"/>
                 <w:sz w:val="19"/>
               </w:rPr>
-              <w:t>Hình 8 (Bằng chứng RPO - Sau khi khôi phục): Bản backup S3 nạp lại thành công Order #1 ($250.00), nhưng Order #103 đã mất hoàn toàn -&gt; Minh chứng RPO phụ thuộc trực tiếp vào chu kỳ Cronjob 1 giờ.</w:t>
+              <w:t>Hình 8 (Bằng chứng RPO - Sau khi khôi phục): Order #103 tạo sau backup đã mất hoàn toàn. Dòng Order #1 hiển thị timestamp 13:22:34 UTC (thời điểm container khởi động lại), khác với 13:14:47 UTC ở Hình 7, cho thấy bản ghi này do Web App tự khởi tạo khi bảng rỗng (xem phân tích bên dưới). Lưu ý: Hình 7–8 là một lần chạy riêng (hostname 9db872eb2c3f → fa46b20a328f), khác lần đo RTO Test 2B ở Hình 6 (hostname mới 5ede407bab53); giờ trong giao diện ứng dụng là UTC, còn log của dr_monitor.py theo giờ Việt Nam UTC+7.</w:t>
             </w:r>
           </w:p>
         </w:tc>
@@ -1661,7 +1661,7 @@
           <w:color w:val="1E293B"/>
           <w:sz w:val="20"/>
         </w:rPr>
-        <w:t xml:space="preserve">RPO Thực tế (Mất mát dữ liệu): </w:t>
+        <w:t xml:space="preserve">RPO Thực tế &amp; Phân tích Hiện tượng Dữ liệu: </w:t>
       </w:r>
       <w:r>
         <w:rPr>
@@ -1671,7 +1671,9 @@
           <w:color w:val="1E293B"/>
           <w:sz w:val="20"/>
         </w:rPr>
-        <w:t>Thực nghiệm chứng minh giao dịch Order #103 ($999.00) được tạo sau thời điểm backup định kỳ đã bị mất vĩnh viễn sau khi phục hồi hệ thống từ file dump S3, trong khi dữ liệu tạo trước thời điểm backup (Order #1) được bảo toàn nguyên vẹn. Mức độ mất dữ liệu RPO tối đa tương đương đúng chu kỳ chạy Cronjob (1 giờ).</w:t>
+        <w:t>Thực nghiệm chứng minh giao dịch Order #103 ($999.00) được tạo sau thời điểm backup định kỳ đã bị mất vĩnh viễn sau khi phục hồi hệ thống từ file dump S3. Mức độ mất dữ liệu RPO tối đa tương đương đúng chu kỳ chạy Cronjob (1 giờ).</w:t>
+        <w:br/>
+        <w:t>Lưu ý về dữ liệu quan sát được: dòng Order #1 ở Hình 8 có timestamp 13:22:34 UTC (thời điểm container khởi động lại), khác với 13:14:47 UTC ở Hình 7. Điều này cho thấy bản ghi này do hàm initDb() của Web App tự chèn khi gặp bảng rỗng. Vì file dump được tạo với tùy chọn --clean --if-exists, một lần nạp thành công sẽ xóa bảng này và thay bằng dữ liệu trong dump; do đó kết quả quan sát được (bản ghi khởi tạo mới, không có dữ liệu sau backup) chưa chứng minh dữ liệu trong dump đã được nạp lại đầy đủ. Nguyên nhân chính xác (restore chưa được áp dụng, hoặc Web App khởi tạo lại bảng sau khi restore) chưa được xác minh trong lab này và cần được kiểm thử lại. Bài học cho quy trình DR (runbook): khi khôi phục, nên dừng Web App hoặc đặt ở chế độ bảo trì cho đến khi Database nạp xong dữ liệu từ S3, sau đó kiểm tra lại số bản ghi và timestamp.</w:t>
       </w:r>
     </w:p>
     <w:p>
@@ -1835,7 +1837,7 @@
                 <w:color w:val="1E293B"/>
                 <w:sz w:val="17"/>
               </w:rPr>
-              <w:t>$7.59 / tháng</w:t>
+              <w:t>$9.64 / tháng</w:t>
             </w:r>
           </w:p>
         </w:tc>
@@ -2095,7 +2097,7 @@
                 <w:color w:val="FFFFFF"/>
                 <w:sz w:val="17"/>
               </w:rPr>
-              <w:t>~$14.50 / tháng</w:t>
+              <w:t>~$16.55 / tháng</w:t>
             </w:r>
           </w:p>
         </w:tc>
@@ -2123,7 +2125,7 @@
           <w:color w:val="1E293B"/>
           <w:sz w:val="20"/>
         </w:rPr>
-        <w:t>Mặc dù Trường hợp 2 giúp tối ưu chi phí thấp nhất (~$14.50/tháng) và có cơ chế backup bền vững lên S3, điểm yếu chí mạng là rủi ro SPOF (Web và DB chết chùm khi nghẽn tài nguyên) và RPO cao (phụ thuộc chu kỳ cronjob). Kiến trúc này chỉ phù hợp cho ứng dụng nội bộ hoặc giai đoạn MVP. Khách hàng cần chuyển đổi sang Trường hợp 3 (Tách 2 EC2) hoặc Trường hợp 4 (Managed Amazon RDS) để đạt tính sẵn sàng cao trong môi trường Production.</w:t>
+        <w:t>Mặc dù Trường hợp 2 giúp tối ưu chi phí thấp nhất (~$16.55/tháng) và có cơ chế backup bền vững lên S3, điểm yếu chí mạng là rủi ro SPOF (Web và DB chết chùm khi nghẽn tài nguyên) và RPO cao (phụ thuộc chu kỳ cronjob). Kiến trúc này chỉ phù hợp cho ứng dụng nội bộ hoặc giai đoạn MVP. Khách hàng cần chuyển đổi sang Trường hợp 3 (Tách 2 EC2) hoặc Trường hợp 4 (Managed Amazon RDS) để đạt tính sẵn sàng cao trong môi trường Production.</w:t>
       </w:r>
     </w:p>
     <w:sectPr>
